--- a/templates/CHOLA/1B_1L_1P.docx
+++ b/templates/CHOLA/1B_1L_1P.docx
@@ -1952,7 +1952,7 @@
           <w:bCs w:val="1"/>
           <w:rtl w:val="0"/>
         </w:rPr>
-        <w:t xml:space="preserve">{{ls[0].t}</w:t>
+        <w:t xml:space="preserve">{{ls[0].t}}</w:t>
       </w:r>
       <w:r>
         <w:rPr>
@@ -2069,7 +2069,7 @@
           <w:bCs w:val="1"/>
           <w:rtl w:val="0"/>
         </w:rPr>
-        <w:t xml:space="preserve">{{ls[0].t}</w:t>
+        <w:t xml:space="preserve">{{ls[0].t}}</w:t>
       </w:r>
       <w:r>
         <w:rPr>
@@ -3817,7 +3817,7 @@
                 <w:vertAlign w:val="baseline"/>
                 <w:rtl w:val="0"/>
               </w:rPr>
-              <w:t xml:space="preserve">{{ls[0].t}}</w:t>
+              <w:t xml:space="preserve">{{ls[0].t}}}</w:t>
             </w:r>
             <w:r>
               <w:rPr>
